--- a/CONTENT_OUTLINE.docx
+++ b/CONTENT_OUTLINE.docx
@@ -131,24 +131,45 @@
       <w:pPr>
         <w:pStyle w:val="ListBullet"/>
       </w:pPr>
+      <w:r/>
       <w:r>
-        <w:t>**Company Colors:** Red (#FF0000) and White (#FFFFFF).</w:t>
+        <w:rPr>
+          <w:b/>
+        </w:rPr>
+        <w:t>Company Colors:</w:t>
+      </w:r>
+      <w:r>
+        <w:t xml:space="preserve"> Primary Red (#CC0000) and White (#FFFFFF).</w:t>
       </w:r>
     </w:p>
     <w:p>
       <w:pPr>
         <w:pStyle w:val="ListBullet"/>
       </w:pPr>
+      <w:r/>
       <w:r>
-        <w:t>**Logo:** The provided 'Logo.png' must be included in all generated visuals (e.g., marketing images, email headers if applicable).</w:t>
+        <w:rPr>
+          <w:b/>
+        </w:rPr>
+        <w:t>Logo:</w:t>
+      </w:r>
+      <w:r>
+        <w:t xml:space="preserve"> The provided 'Logo.png' must be included in all generated visuals (e.g., marketing images, email headers if applicable).</w:t>
       </w:r>
     </w:p>
     <w:p>
       <w:pPr>
         <w:pStyle w:val="ListBullet"/>
       </w:pPr>
+      <w:r/>
       <w:r>
-        <w:t>**Visuals Theme:** All new visuals or modifications to existing visuals should adhere to the red and white color scheme and incorporate the company logo.</w:t>
+        <w:rPr>
+          <w:b/>
+        </w:rPr>
+        <w:t>Visuals Theme:</w:t>
+      </w:r>
+      <w:r>
+        <w:t xml:space="preserve"> All new visuals or modifications to existing visuals should adhere to the red and white color scheme and incorporate the company logo.</w:t>
       </w:r>
     </w:p>
     <w:p>
@@ -323,6 +344,18 @@
       </w:pPr>
       <w:r>
         <w:t>email12_lock_pricing.html</w:t>
+      </w:r>
+    </w:p>
+    <w:p>
+      <w:r/>
+      <w:r>
+        <w:rPr>
+          <w:b/>
+        </w:rPr>
+        <w:t>Note:</w:t>
+      </w:r>
+      <w:r>
+        <w:t xml:space="preserve"> All HTML email templates must be valid, fully functional, and render correctly across major email clients. They should incorporate the red and white branding and the company logo where appropriate.</w:t>
       </w:r>
     </w:p>
     <w:p>

--- a/CONTENT_OUTLINE.docx
+++ b/CONTENT_OUTLINE.docx
@@ -5,6 +5,17 @@
     <w:p>
       <w:pPr>
         <w:pStyle w:val="Title"/>
+      </w:pPr>
+      <w:r>
+        <w:rPr>
+          <w:color w:val="1F4E78"/>
+        </w:rPr>
+        <w:t>All Clean Property Services Handoff Package</w:t>
+      </w:r>
+    </w:p>
+    <w:p>
+      <w:pPr>
+        <w:pStyle w:val="Heading1"/>
       </w:pPr>
       <w:r>
         <w:rPr>

--- a/CONTENT_OUTLINE.docx
+++ b/CONTENT_OUTLINE.docx
@@ -5,17 +5,6 @@
     <w:p>
       <w:pPr>
         <w:pStyle w:val="Title"/>
-      </w:pPr>
-      <w:r>
-        <w:rPr>
-          <w:color w:val="1F4E78"/>
-        </w:rPr>
-        <w:t>All Clean Property Services Handoff Package</w:t>
-      </w:r>
-    </w:p>
-    <w:p>
-      <w:pPr>
-        <w:pStyle w:val="Heading1"/>
       </w:pPr>
       <w:r>
         <w:rPr>

--- a/CONTENT_OUTLINE.docx
+++ b/CONTENT_OUTLINE.docx
@@ -5,6 +5,30 @@
     <w:p>
       <w:pPr>
         <w:pStyle w:val="Title"/>
+      </w:pPr>
+      <w:r>
+        <w:rPr>
+          <w:color w:val="1F4E78"/>
+        </w:rPr>
+        <w:t>Content Outline</w:t>
+      </w:r>
+    </w:p>
+    <w:p>
+      <w:pPr>
+        <w:jc w:val="center"/>
+      </w:pPr>
+      <w:r>
+        <w:rPr>
+          <w:i/>
+          <w:sz w:val="20"/>
+        </w:rPr>
+        <w:t>Author: All Clean Property Services  |  April 24, 2026</w:t>
+      </w:r>
+    </w:p>
+    <w:p/>
+    <w:p>
+      <w:pPr>
+        <w:pStyle w:val="Heading1"/>
       </w:pPr>
       <w:r>
         <w:rPr>
